--- a/data/cvs/cv_19_TELUS_Digital_Online_Data_Analyst__United_States_Spani.docx
+++ b/data/cvs/cv_19_TELUS_Digital_Online_Data_Analyst__United_States_Spani.docx
@@ -86,7 +86,7 @@
         <w:rPr>
           <w:sz w:val="20"/>
         </w:rPr>
-        <w:t>Full Stack Developer and AI Data Specialist with a background in web development, data annotation, and model evaluation. I have worked with diverse teams to build full-stack applications, optimise APIs, and create high-quality datasets for AI training. Proficient in Python, JavaScript, and SQL, with experience in React, Node.js, and Django. Currently, I am focused on AI-driven automation projects at Copy Cat Group, including an SAP API integration and an AI-powered tender scraping pipeline.</w:t>
+        <w:t>Online Data Analyst and AI Engineer with experience in data evaluation, web-based research, and AI model training across diverse U.S. and Kenyan tech environments. I contribute to AI model training pipelines through LLM evaluation, prompt engineering, and multimodal data annotation, ensuring accuracy and relevance for content enhancement. Currently at Copy Cat Group, I develop full-stack applications and am building an AI-powered tender scraping pipeline for automated data discovery and processing.</w:t>
       </w:r>
     </w:p>
     <w:p>
@@ -119,7 +119,7 @@
         <w:rPr>
           <w:sz w:val="20"/>
         </w:rPr>
-        <w:t>Python, JavaScript, SQL, PHP, Kotlin, Bash, HTML, CSS</w:t>
+        <w:t>Python, JavaScript, SQL, Bash</w:t>
       </w:r>
     </w:p>
     <w:p>
@@ -155,7 +155,7 @@
         <w:rPr>
           <w:sz w:val="20"/>
         </w:rPr>
-        <w:t>PostgreSQL, MySQL, MongoDB, SQLite</w:t>
+        <w:t>PostgreSQL, MySQL, MongoDB</w:t>
       </w:r>
     </w:p>
     <w:p>
@@ -209,7 +209,7 @@
         <w:rPr>
           <w:sz w:val="20"/>
         </w:rPr>
-        <w:t>n8n, Playwright, APScheduler, Web Scraping, REST APIs</w:t>
+        <w:t>n8n, Playwright, Web Scraping, REST APIs, Git, Postman</w:t>
       </w:r>
     </w:p>
     <w:p>
@@ -227,7 +227,7 @@
         <w:rPr>
           <w:sz w:val="20"/>
         </w:rPr>
-        <w:t>Git, GitHub, CI/CD, Oracle Cloud, Google Cloud Platform</w:t>
+        <w:t>Docker, Oracle Cloud, Google Cloud Platform</w:t>
       </w:r>
     </w:p>
     <w:p>
@@ -245,7 +245,7 @@
         <w:rPr>
           <w:sz w:val="20"/>
         </w:rPr>
-        <w:t>web-based research, data evaluation, data verification, data comparison, information accuracy assessment, Spanish language proficiency, geography knowledge, local knowledge, online research</w:t>
+        <w:t>data verification, accuracy assessment, information relevance, search engines, online maps, website navigation, broadband internet, computer literacy, software proficiency, ID verification, open book exam, assessment guidelines, learning materials, Spanish proficiency</w:t>
       </w:r>
     </w:p>
     <w:p>
@@ -263,7 +263,7 @@
         <w:rPr>
           <w:sz w:val="20"/>
         </w:rPr>
-        <w:t>search engines, online maps, website information, broadband internet, computer literacy, software proficiency, assessment completion, ID verification, diversity and inclusion</w:t>
+        <w:t>U.S. residency, current affairs knowledge, historical knowledge, online research skills, task flexibility, map data, news data, audio data, relevance determination, AI community, translation, localization, machine learning, brand support</w:t>
       </w:r>
     </w:p>
     <w:p>
@@ -313,7 +313,7 @@
         <w:rPr>
           <w:sz w:val="20"/>
         </w:rPr>
-        <w:t>Integrating SAP APIs with an internal Credit Control System for automated OA and IT processes.</w:t>
+        <w:t>Integrated SAP APIs with an internal Credit Control System, automating data flow for business units.</w:t>
       </w:r>
     </w:p>
     <w:p>
@@ -325,7 +325,7 @@
         <w:rPr>
           <w:sz w:val="20"/>
         </w:rPr>
-        <w:t>Authoring technical documentation: BRD, SDD, and enterprise architecture design.</w:t>
+        <w:t>Designed and prototyped an AI-powered tender scraping pipeline for automated data discovery and processing.</w:t>
       </w:r>
     </w:p>
     <w:p>
@@ -337,7 +337,7 @@
         <w:rPr>
           <w:sz w:val="20"/>
         </w:rPr>
-        <w:t>Designing and prototyping an AI-powered tender scraping pipeline for automated opportunity discovery.</w:t>
+        <w:t>Authored comprehensive System Design Documents (SDD) and Business Requirements (BRD) for project formalisation.</w:t>
       </w:r>
     </w:p>
     <w:p>
@@ -349,7 +349,7 @@
         <w:rPr>
           <w:sz w:val="20"/>
         </w:rPr>
-        <w:t>Building full-stack applications with cross-functional teams, ensuring usability and scalability.</w:t>
+        <w:t>Developed and maintained full-stack applications supporting enterprise clients across banking and retail.</w:t>
       </w:r>
     </w:p>
     <w:p>
@@ -384,7 +384,7 @@
         <w:rPr>
           <w:sz w:val="20"/>
         </w:rPr>
-        <w:t>Generating difference-based captions for multimodal datasets, enhancing model accuracy.</w:t>
+        <w:t>Generated accurate difference-based captions for multimodal datasets to train AI models.</w:t>
       </w:r>
     </w:p>
     <w:p>
@@ -396,7 +396,19 @@
         <w:rPr>
           <w:sz w:val="20"/>
         </w:rPr>
-        <w:t>Performing image-level validation and categorisation for high-quality AI training data.</w:t>
+        <w:t>Performed categorisation, bounding, and consistency checks to enhance multimodal model accuracy.</w:t>
+      </w:r>
+    </w:p>
+    <w:p>
+      <w:pPr>
+        <w:pStyle w:val="ListBullet"/>
+        <w:spacing w:before="0" w:after="20"/>
+      </w:pPr>
+      <w:r>
+        <w:rPr>
+          <w:sz w:val="20"/>
+        </w:rPr>
+        <w:t>Contributed high-quality annotated outputs directly feeding production AI model training pipelines.</w:t>
       </w:r>
     </w:p>
     <w:p>
@@ -431,7 +443,7 @@
         <w:rPr>
           <w:sz w:val="20"/>
         </w:rPr>
-        <w:t>Delivering full-stack solutions, including UI components and API optimisation, for U.S. clients.</w:t>
+        <w:t>Developed and delivered full-stack solutions for U.S.-based clients across diverse sectors.</w:t>
       </w:r>
     </w:p>
     <w:p>
@@ -443,7 +455,19 @@
         <w:rPr>
           <w:sz w:val="20"/>
         </w:rPr>
-        <w:t>Collaborating remotely to debug, improve performance, and implement client feedback.</w:t>
+        <w:t>Optimised API performance and built robust UI components for client-facing systems.</w:t>
+      </w:r>
+    </w:p>
+    <w:p>
+      <w:pPr>
+        <w:pStyle w:val="ListBullet"/>
+        <w:spacing w:before="0" w:after="20"/>
+      </w:pPr>
+      <w:r>
+        <w:rPr>
+          <w:sz w:val="20"/>
+        </w:rPr>
+        <w:t>Collaborated with remote teams on debugging, performance improvement, and client feedback integration.</w:t>
       </w:r>
     </w:p>
     <w:p>
@@ -478,7 +502,31 @@
         <w:rPr>
           <w:sz w:val="20"/>
         </w:rPr>
-        <w:t>Creating structured datasets for health and agriculture AI systems, ensuring annotation quality.</w:t>
+        <w:t>Annotated and evaluated datasets for health and agriculture AI systems, ensuring data quality.</w:t>
+      </w:r>
+    </w:p>
+    <w:p>
+      <w:pPr>
+        <w:pStyle w:val="ListBullet"/>
+        <w:spacing w:before="0" w:after="20"/>
+      </w:pPr>
+      <w:r>
+        <w:rPr>
+          <w:sz w:val="20"/>
+        </w:rPr>
+        <w:t>Performed intent detection, slot tagging, and structured dataset creation for AI training data.</w:t>
+      </w:r>
+    </w:p>
+    <w:p>
+      <w:pPr>
+        <w:pStyle w:val="ListBullet"/>
+        <w:spacing w:before="0" w:after="20"/>
+      </w:pPr>
+      <w:r>
+        <w:rPr>
+          <w:sz w:val="20"/>
+        </w:rPr>
+        <w:t>Ensured annotation quality and consistency across multilingual and multimodal training datasets.</w:t>
       </w:r>
     </w:p>
     <w:p>
